--- a/Science Books/QED Course/Lesson 16 Identical Particles.docx
+++ b/Science Books/QED Course/Lesson 16 Identical Particles.docx
@@ -513,9 +513,58 @@
       </w:pPr>
       <m:oMathPara>
         <m:oMath>
+          <m:sSub>
+            <m:e>
+              <m:r>
+                <m:t xml:space="preserve">P̂</m:t>
+              </m:r>
+            </m:e>
+            <m:sub>
+              <m:r>
+                <m:t xml:space="preserve">12</m:t>
+              </m:r>
+            </m:sub>
+          </m:sSub>
           <m:r>
-            <m:t xml:space="preserve">P̂₁₂ ψ(1,2) = ψ(2,1)</m:t>
+            <m:t xml:space="preserve"> </m:t>
           </m:r>
+          <m:r>
+            <m:t xml:space="preserve">ψ</m:t>
+          </m:r>
+          <m:d>
+            <m:dPr/>
+            <m:e>
+              <m:r>
+                <m:t xml:space="preserve">1</m:t>
+              </m:r>
+              <m:r>
+                <m:t xml:space="preserve">,</m:t>
+              </m:r>
+              <m:r>
+                <m:t xml:space="preserve">2</m:t>
+              </m:r>
+            </m:e>
+          </m:d>
+          <m:r>
+            <m:t xml:space="preserve">=</m:t>
+          </m:r>
+          <m:r>
+            <m:t xml:space="preserve">ψ</m:t>
+          </m:r>
+          <m:d>
+            <m:dPr/>
+            <m:e>
+              <m:r>
+                <m:t xml:space="preserve">2</m:t>
+              </m:r>
+              <m:r>
+                <m:t xml:space="preserve">,</m:t>
+              </m:r>
+              <m:r>
+                <m:t xml:space="preserve">1</m:t>
+              </m:r>
+            </m:e>
+          </m:d>
         </m:oMath>
       </m:oMathPara>
     </w:p>
@@ -592,8 +641,250 @@
       <m:oMathPara>
         <m:oMath>
           <m:r>
-            <m:t xml:space="preserve">|ψ_S(1,2)⟩ = (1/√2) [ |a⟩₁|b⟩₂ + |b⟩₁|a⟩₂ ],    |ψ_A(1,2)⟩ = (1/√2) [ |a⟩₁|b⟩₂ − |b⟩₁|a⟩₂ ]</m:t>
+            <m:t xml:space="preserve">|</m:t>
           </m:r>
+          <m:sSub>
+            <m:e>
+              <m:r>
+                <m:t xml:space="preserve">ψ</m:t>
+              </m:r>
+            </m:e>
+            <m:sub>
+              <m:r>
+                <m:t xml:space="preserve">S</m:t>
+              </m:r>
+            </m:sub>
+          </m:sSub>
+          <m:d>
+            <m:dPr/>
+            <m:e>
+              <m:r>
+                <m:t xml:space="preserve">1</m:t>
+              </m:r>
+              <m:r>
+                <m:t xml:space="preserve">,</m:t>
+              </m:r>
+              <m:r>
+                <m:t xml:space="preserve">2</m:t>
+              </m:r>
+            </m:e>
+          </m:d>
+          <m:r>
+            <m:t xml:space="preserve">⟩</m:t>
+          </m:r>
+          <m:r>
+            <m:t xml:space="preserve">=</m:t>
+          </m:r>
+          <m:f>
+            <m:num>
+              <m:r>
+                <m:t xml:space="preserve">1</m:t>
+              </m:r>
+            </m:num>
+            <m:den>
+              <m:r>
+                <m:t xml:space="preserve">√2</m:t>
+              </m:r>
+            </m:den>
+          </m:f>
+          <m:r>
+            <m:t xml:space="preserve"> </m:t>
+          </m:r>
+          <m:d>
+            <m:dPr>
+              <m:begChr m:val="["/>
+              <m:endChr m:val="]"/>
+            </m:dPr>
+            <m:e>
+              <m:r>
+                <m:t xml:space="preserve">|</m:t>
+              </m:r>
+              <m:sSub>
+                <m:e>
+                  <m:r>
+                    <m:t xml:space="preserve">a⟩</m:t>
+                  </m:r>
+                </m:e>
+                <m:sub>
+                  <m:r>
+                    <m:t xml:space="preserve">1</m:t>
+                  </m:r>
+                </m:sub>
+              </m:sSub>
+              <m:r>
+                <m:t xml:space="preserve">|</m:t>
+              </m:r>
+              <m:sSub>
+                <m:e>
+                  <m:r>
+                    <m:t xml:space="preserve">b⟩</m:t>
+                  </m:r>
+                </m:e>
+                <m:sub>
+                  <m:r>
+                    <m:t xml:space="preserve">2</m:t>
+                  </m:r>
+                </m:sub>
+              </m:sSub>
+              <m:r>
+                <m:t xml:space="preserve">+</m:t>
+              </m:r>
+              <m:r>
+                <m:t xml:space="preserve">|</m:t>
+              </m:r>
+              <m:sSub>
+                <m:e>
+                  <m:r>
+                    <m:t xml:space="preserve">b⟩</m:t>
+                  </m:r>
+                </m:e>
+                <m:sub>
+                  <m:r>
+                    <m:t xml:space="preserve">1</m:t>
+                  </m:r>
+                </m:sub>
+              </m:sSub>
+              <m:r>
+                <m:t xml:space="preserve">|</m:t>
+              </m:r>
+              <m:sSub>
+                <m:e>
+                  <m:r>
+                    <m:t xml:space="preserve">a⟩</m:t>
+                  </m:r>
+                </m:e>
+                <m:sub>
+                  <m:r>
+                    <m:t xml:space="preserve">2</m:t>
+                  </m:r>
+                </m:sub>
+              </m:sSub>
+            </m:e>
+          </m:d>
+          <m:r>
+            <m:t xml:space="preserve">,</m:t>
+          </m:r>
+          <m:r>
+            <m:t xml:space="preserve">|</m:t>
+          </m:r>
+          <m:sSub>
+            <m:e>
+              <m:r>
+                <m:t xml:space="preserve">ψ</m:t>
+              </m:r>
+            </m:e>
+            <m:sub>
+              <m:r>
+                <m:t xml:space="preserve">A</m:t>
+              </m:r>
+            </m:sub>
+          </m:sSub>
+          <m:d>
+            <m:dPr/>
+            <m:e>
+              <m:r>
+                <m:t xml:space="preserve">1</m:t>
+              </m:r>
+              <m:r>
+                <m:t xml:space="preserve">,</m:t>
+              </m:r>
+              <m:r>
+                <m:t xml:space="preserve">2</m:t>
+              </m:r>
+            </m:e>
+          </m:d>
+          <m:r>
+            <m:t xml:space="preserve">⟩</m:t>
+          </m:r>
+          <m:r>
+            <m:t xml:space="preserve">=</m:t>
+          </m:r>
+          <m:f>
+            <m:num>
+              <m:r>
+                <m:t xml:space="preserve">1</m:t>
+              </m:r>
+            </m:num>
+            <m:den>
+              <m:r>
+                <m:t xml:space="preserve">√2</m:t>
+              </m:r>
+            </m:den>
+          </m:f>
+          <m:r>
+            <m:t xml:space="preserve"> </m:t>
+          </m:r>
+          <m:d>
+            <m:dPr>
+              <m:begChr m:val="["/>
+              <m:endChr m:val="]"/>
+            </m:dPr>
+            <m:e>
+              <m:r>
+                <m:t xml:space="preserve">|</m:t>
+              </m:r>
+              <m:sSub>
+                <m:e>
+                  <m:r>
+                    <m:t xml:space="preserve">a⟩</m:t>
+                  </m:r>
+                </m:e>
+                <m:sub>
+                  <m:r>
+                    <m:t xml:space="preserve">1</m:t>
+                  </m:r>
+                </m:sub>
+              </m:sSub>
+              <m:r>
+                <m:t xml:space="preserve">|</m:t>
+              </m:r>
+              <m:sSub>
+                <m:e>
+                  <m:r>
+                    <m:t xml:space="preserve">b⟩</m:t>
+                  </m:r>
+                </m:e>
+                <m:sub>
+                  <m:r>
+                    <m:t xml:space="preserve">2</m:t>
+                  </m:r>
+                </m:sub>
+              </m:sSub>
+              <m:r>
+                <m:t xml:space="preserve">−</m:t>
+              </m:r>
+              <m:r>
+                <m:t xml:space="preserve">|</m:t>
+              </m:r>
+              <m:sSub>
+                <m:e>
+                  <m:r>
+                    <m:t xml:space="preserve">b⟩</m:t>
+                  </m:r>
+                </m:e>
+                <m:sub>
+                  <m:r>
+                    <m:t xml:space="preserve">1</m:t>
+                  </m:r>
+                </m:sub>
+              </m:sSub>
+              <m:r>
+                <m:t xml:space="preserve">|</m:t>
+              </m:r>
+              <m:sSub>
+                <m:e>
+                  <m:r>
+                    <m:t xml:space="preserve">a⟩</m:t>
+                  </m:r>
+                </m:e>
+                <m:sub>
+                  <m:r>
+                    <m:t xml:space="preserve">2</m:t>
+                  </m:r>
+                </m:sub>
+              </m:sSub>
+            </m:e>
+          </m:d>
         </m:oMath>
       </m:oMathPara>
     </w:p>
@@ -698,9 +989,419 @@
       </w:pPr>
       <m:oMathPara>
         <m:oMath>
+          <m:sSub>
+            <m:e>
+              <m:r>
+                <m:t xml:space="preserve">⟨ψ</m:t>
+              </m:r>
+            </m:e>
+            <m:sub>
+              <m:r>
+                <m:t xml:space="preserve">S</m:t>
+              </m:r>
+              <m:r>
+                <m:t xml:space="preserve">,</m:t>
+              </m:r>
+              <m:r>
+                <m:t xml:space="preserve">A</m:t>
+              </m:r>
+            </m:sub>
+          </m:sSub>
           <m:r>
-            <m:t xml:space="preserve">⟨ψ_(S,A)|V|ψ_(S,A)⟩ = J ± K,    J = ∫|φₐ(x₁)|²|φᵦ(x₂)|²V(|x₁−x₂|)d³x₁d³x₂,    K = ∫φₐ*(x₁)φᵦ*(x₂)V(|x₁−x₂|)φᵦ(x₁)φₐ(x₂)d³x₁d³x₂</m:t>
+            <m:t xml:space="preserve">|</m:t>
           </m:r>
+          <m:r>
+            <m:t xml:space="preserve">V</m:t>
+          </m:r>
+          <m:r>
+            <m:t xml:space="preserve">|</m:t>
+          </m:r>
+          <m:sSub>
+            <m:e>
+              <m:r>
+                <m:t xml:space="preserve">ψ</m:t>
+              </m:r>
+            </m:e>
+            <m:sub>
+              <m:r>
+                <m:t xml:space="preserve">S</m:t>
+              </m:r>
+              <m:r>
+                <m:t xml:space="preserve">,</m:t>
+              </m:r>
+              <m:r>
+                <m:t xml:space="preserve">A</m:t>
+              </m:r>
+            </m:sub>
+          </m:sSub>
+          <m:r>
+            <m:t xml:space="preserve">⟩</m:t>
+          </m:r>
+          <m:r>
+            <m:t xml:space="preserve">=</m:t>
+          </m:r>
+          <m:r>
+            <m:t xml:space="preserve">J</m:t>
+          </m:r>
+          <m:r>
+            <m:t xml:space="preserve">±</m:t>
+          </m:r>
+          <m:r>
+            <m:t xml:space="preserve">K</m:t>
+          </m:r>
+          <m:r>
+            <m:t xml:space="preserve">,</m:t>
+          </m:r>
+          <m:r>
+            <m:t xml:space="preserve">J</m:t>
+          </m:r>
+          <m:r>
+            <m:t xml:space="preserve">=</m:t>
+          </m:r>
+          <m:r>
+            <m:t xml:space="preserve">∫</m:t>
+          </m:r>
+          <m:sSup>
+            <m:e>
+              <m:d>
+                <m:dPr>
+                  <m:begChr m:val="|"/>
+                  <m:endChr m:val="|"/>
+                </m:dPr>
+                <m:e>
+                  <m:r>
+                    <m:t xml:space="preserve">φₐ</m:t>
+                  </m:r>
+                  <m:d>
+                    <m:dPr/>
+                    <m:e>
+                      <m:sSub>
+                        <m:e>
+                          <m:r>
+                            <m:t xml:space="preserve">x</m:t>
+                          </m:r>
+                        </m:e>
+                        <m:sub>
+                          <m:r>
+                            <m:t xml:space="preserve">1</m:t>
+                          </m:r>
+                        </m:sub>
+                      </m:sSub>
+                    </m:e>
+                  </m:d>
+                </m:e>
+              </m:d>
+            </m:e>
+            <m:sup>
+              <m:r>
+                <m:t xml:space="preserve">2</m:t>
+              </m:r>
+            </m:sup>
+          </m:sSup>
+          <m:sSup>
+            <m:e>
+              <m:d>
+                <m:dPr>
+                  <m:begChr m:val="|"/>
+                  <m:endChr m:val="|"/>
+                </m:dPr>
+                <m:e>
+                  <m:r>
+                    <m:t xml:space="preserve">φᵦ</m:t>
+                  </m:r>
+                  <m:d>
+                    <m:dPr/>
+                    <m:e>
+                      <m:sSub>
+                        <m:e>
+                          <m:r>
+                            <m:t xml:space="preserve">x</m:t>
+                          </m:r>
+                        </m:e>
+                        <m:sub>
+                          <m:r>
+                            <m:t xml:space="preserve">2</m:t>
+                          </m:r>
+                        </m:sub>
+                      </m:sSub>
+                    </m:e>
+                  </m:d>
+                </m:e>
+              </m:d>
+            </m:e>
+            <m:sup>
+              <m:r>
+                <m:t xml:space="preserve">2</m:t>
+              </m:r>
+            </m:sup>
+          </m:sSup>
+          <m:r>
+            <m:t xml:space="preserve">V</m:t>
+          </m:r>
+          <m:d>
+            <m:dPr/>
+            <m:e>
+              <m:r>
+                <m:t xml:space="preserve">|</m:t>
+              </m:r>
+              <m:sSub>
+                <m:e>
+                  <m:r>
+                    <m:t xml:space="preserve">x</m:t>
+                  </m:r>
+                </m:e>
+                <m:sub>
+                  <m:r>
+                    <m:t xml:space="preserve">1</m:t>
+                  </m:r>
+                </m:sub>
+              </m:sSub>
+              <m:r>
+                <m:t xml:space="preserve">−</m:t>
+              </m:r>
+              <m:sSub>
+                <m:e>
+                  <m:r>
+                    <m:t xml:space="preserve">x</m:t>
+                  </m:r>
+                </m:e>
+                <m:sub>
+                  <m:r>
+                    <m:t xml:space="preserve">2</m:t>
+                  </m:r>
+                </m:sub>
+              </m:sSub>
+              <m:r>
+                <m:t xml:space="preserve">|</m:t>
+              </m:r>
+            </m:e>
+          </m:d>
+          <m:sSup>
+            <m:e>
+              <m:r>
+                <m:t xml:space="preserve">d</m:t>
+              </m:r>
+            </m:e>
+            <m:sup>
+              <m:r>
+                <m:t xml:space="preserve">3</m:t>
+              </m:r>
+            </m:sup>
+          </m:sSup>
+          <m:sSub>
+            <m:e>
+              <m:r>
+                <m:t xml:space="preserve">x</m:t>
+              </m:r>
+            </m:e>
+            <m:sub>
+              <m:r>
+                <m:t xml:space="preserve">1</m:t>
+              </m:r>
+            </m:sub>
+          </m:sSub>
+          <m:sSup>
+            <m:e>
+              <m:r>
+                <m:t xml:space="preserve">d</m:t>
+              </m:r>
+            </m:e>
+            <m:sup>
+              <m:r>
+                <m:t xml:space="preserve">3</m:t>
+              </m:r>
+            </m:sup>
+          </m:sSup>
+          <m:sSub>
+            <m:e>
+              <m:r>
+                <m:t xml:space="preserve">x</m:t>
+              </m:r>
+            </m:e>
+            <m:sub>
+              <m:r>
+                <m:t xml:space="preserve">2</m:t>
+              </m:r>
+            </m:sub>
+          </m:sSub>
+          <m:r>
+            <m:t xml:space="preserve">,</m:t>
+          </m:r>
+          <m:r>
+            <m:t xml:space="preserve">K</m:t>
+          </m:r>
+          <m:r>
+            <m:t xml:space="preserve">=</m:t>
+          </m:r>
+          <m:r>
+            <m:t xml:space="preserve">∫φₐ*</m:t>
+          </m:r>
+          <m:d>
+            <m:dPr/>
+            <m:e>
+              <m:sSub>
+                <m:e>
+                  <m:r>
+                    <m:t xml:space="preserve">x</m:t>
+                  </m:r>
+                </m:e>
+                <m:sub>
+                  <m:r>
+                    <m:t xml:space="preserve">1</m:t>
+                  </m:r>
+                </m:sub>
+              </m:sSub>
+            </m:e>
+          </m:d>
+          <m:r>
+            <m:t xml:space="preserve">φᵦ*</m:t>
+          </m:r>
+          <m:d>
+            <m:dPr/>
+            <m:e>
+              <m:sSub>
+                <m:e>
+                  <m:r>
+                    <m:t xml:space="preserve">x</m:t>
+                  </m:r>
+                </m:e>
+                <m:sub>
+                  <m:r>
+                    <m:t xml:space="preserve">2</m:t>
+                  </m:r>
+                </m:sub>
+              </m:sSub>
+            </m:e>
+          </m:d>
+          <m:r>
+            <m:t xml:space="preserve">V</m:t>
+          </m:r>
+          <m:d>
+            <m:dPr/>
+            <m:e>
+              <m:r>
+                <m:t xml:space="preserve">|</m:t>
+              </m:r>
+              <m:sSub>
+                <m:e>
+                  <m:r>
+                    <m:t xml:space="preserve">x</m:t>
+                  </m:r>
+                </m:e>
+                <m:sub>
+                  <m:r>
+                    <m:t xml:space="preserve">1</m:t>
+                  </m:r>
+                </m:sub>
+              </m:sSub>
+              <m:r>
+                <m:t xml:space="preserve">−</m:t>
+              </m:r>
+              <m:sSub>
+                <m:e>
+                  <m:r>
+                    <m:t xml:space="preserve">x</m:t>
+                  </m:r>
+                </m:e>
+                <m:sub>
+                  <m:r>
+                    <m:t xml:space="preserve">2</m:t>
+                  </m:r>
+                </m:sub>
+              </m:sSub>
+              <m:r>
+                <m:t xml:space="preserve">|</m:t>
+              </m:r>
+            </m:e>
+          </m:d>
+          <m:r>
+            <m:t xml:space="preserve">φᵦ</m:t>
+          </m:r>
+          <m:d>
+            <m:dPr/>
+            <m:e>
+              <m:sSub>
+                <m:e>
+                  <m:r>
+                    <m:t xml:space="preserve">x</m:t>
+                  </m:r>
+                </m:e>
+                <m:sub>
+                  <m:r>
+                    <m:t xml:space="preserve">1</m:t>
+                  </m:r>
+                </m:sub>
+              </m:sSub>
+            </m:e>
+          </m:d>
+          <m:r>
+            <m:t xml:space="preserve">φₐ</m:t>
+          </m:r>
+          <m:d>
+            <m:dPr/>
+            <m:e>
+              <m:sSub>
+                <m:e>
+                  <m:r>
+                    <m:t xml:space="preserve">x</m:t>
+                  </m:r>
+                </m:e>
+                <m:sub>
+                  <m:r>
+                    <m:t xml:space="preserve">2</m:t>
+                  </m:r>
+                </m:sub>
+              </m:sSub>
+            </m:e>
+          </m:d>
+          <m:sSup>
+            <m:e>
+              <m:r>
+                <m:t xml:space="preserve">d</m:t>
+              </m:r>
+            </m:e>
+            <m:sup>
+              <m:r>
+                <m:t xml:space="preserve">3</m:t>
+              </m:r>
+            </m:sup>
+          </m:sSup>
+          <m:sSub>
+            <m:e>
+              <m:r>
+                <m:t xml:space="preserve">x</m:t>
+              </m:r>
+            </m:e>
+            <m:sub>
+              <m:r>
+                <m:t xml:space="preserve">1</m:t>
+              </m:r>
+            </m:sub>
+          </m:sSub>
+          <m:sSup>
+            <m:e>
+              <m:r>
+                <m:t xml:space="preserve">d</m:t>
+              </m:r>
+            </m:e>
+            <m:sup>
+              <m:r>
+                <m:t xml:space="preserve">3</m:t>
+              </m:r>
+            </m:sup>
+          </m:sSup>
+          <m:sSub>
+            <m:e>
+              <m:r>
+                <m:t xml:space="preserve">x</m:t>
+              </m:r>
+            </m:e>
+            <m:sub>
+              <m:r>
+                <m:t xml:space="preserve">2</m:t>
+              </m:r>
+            </m:sub>
+          </m:sSub>
         </m:oMath>
       </m:oMathPara>
     </w:p>
@@ -771,9 +1472,92 @@
       </w:pPr>
       <m:oMathPara>
         <m:oMath>
+          <m:sSub>
+            <m:e>
+              <m:r>
+                <m:t xml:space="preserve">ψ</m:t>
+              </m:r>
+            </m:e>
+            <m:sub>
+              <m:r>
+                <m:t xml:space="preserve">A</m:t>
+              </m:r>
+            </m:sub>
+          </m:sSub>
+          <m:d>
+            <m:dPr/>
+            <m:e>
+              <m:r>
+                <m:t xml:space="preserve">1</m:t>
+              </m:r>
+              <m:r>
+                <m:t xml:space="preserve">,</m:t>
+              </m:r>
+              <m:r>
+                <m:t xml:space="preserve">…</m:t>
+              </m:r>
+              <m:r>
+                <m:t xml:space="preserve">,</m:t>
+              </m:r>
+              <m:r>
+                <m:t xml:space="preserve">N</m:t>
+              </m:r>
+            </m:e>
+          </m:d>
           <m:r>
-            <m:t xml:space="preserve">ψ_A(1,…,N) = (1/√(N!)) det [ φᵢ(xⱼ) ]</m:t>
+            <m:t xml:space="preserve">=</m:t>
           </m:r>
+          <m:f>
+            <m:num>
+              <m:r>
+                <m:t xml:space="preserve">1</m:t>
+              </m:r>
+            </m:num>
+            <m:den>
+              <m:r>
+                <m:t xml:space="preserve">√</m:t>
+              </m:r>
+              <m:d>
+                <m:dPr/>
+                <m:e>
+                  <m:r>
+                    <m:t xml:space="preserve">N!</m:t>
+                  </m:r>
+                </m:e>
+              </m:d>
+            </m:den>
+          </m:f>
+          <m:r>
+            <m:t xml:space="preserve"> </m:t>
+          </m:r>
+          <m:func>
+            <m:fName>
+              <m:r>
+                <m:t xml:space="preserve">det</m:t>
+              </m:r>
+            </m:fName>
+            <m:e>
+              <m:d>
+                <m:dPr>
+                  <m:begChr m:val="["/>
+                  <m:endChr m:val="]"/>
+                </m:dPr>
+                <m:e>
+                  <m:r>
+                    <m:t xml:space="preserve">φᵢ</m:t>
+                  </m:r>
+                  <m:d>
+                    <m:dPr/>
+                    <m:e>
+                      <m:r>
+                        <m:t xml:space="preserve">xⱼ</m:t>
+                      </m:r>
+                    </m:e>
+                  </m:d>
+                </m:e>
+              </m:d>
+            </m:e>
+          </m:func>
         </m:oMath>
       </m:oMathPara>
     </w:p>
